--- a/Science_Teesside/Teaching_Packs/BUILD/lessons/W3A/BUILD_Science_Autumn1_W3A_Backbones_Pupil.docx
+++ b/Science_Teesside/Teaching_Packs/BUILD/lessons/W3A/BUILD_Science_Autumn1_W3A_Backbones_Pupil.docx
@@ -5,8 +5,15 @@
     <w:p>
       <w:pPr>
         <w:pStyle w:val="Kicker"/>
+        <w:pBdr>
+          <w:left w:val="single" w:sz="20" w:color="28685E" w:space="7"/>
+        </w:pBdr>
+        <w:ind w:left="140"/>
       </w:pPr>
       <w:r>
+        <w:rPr>
+          <w:rFonts w:ascii="Arial" w:hAnsi="Arial"/>
+        </w:rPr>
         <w:t>PUPIL WORKSHEET</w:t>
       </w:r>
     </w:p>
@@ -15,6 +22,12 @@
         <w:pStyle w:val="Title"/>
       </w:pPr>
       <w:r>
+        <w:rPr>
+          <w:rFonts w:ascii="Arial" w:hAnsi="Arial"/>
+          <w:b/>
+          <w:color w:val="152B3A"/>
+          <w:sz w:val="48"/>
+        </w:rPr>
         <w:t>Backbones and no backbones</w:t>
       </w:r>
     </w:p>
@@ -23,41 +36,65 @@
         <w:pStyle w:val="Subtitle"/>
       </w:pPr>
       <w:r>
+        <w:rPr>
+          <w:rFonts w:ascii="Arial" w:hAnsi="Arial"/>
+          <w:i w:val="0"/>
+          <w:sz w:val="22"/>
+        </w:rPr>
         <w:t>Autumn 1 · Week 3 · Lesson A</w:t>
       </w:r>
     </w:p>
     <w:p>
       <w:r>
+        <w:rPr>
+          <w:rFonts w:ascii="Arial" w:hAnsi="Arial"/>
+        </w:rPr>
         <w:t>Name: ____________________________    Date: __________________</w:t>
       </w:r>
     </w:p>
     <w:p>
       <w:pPr>
         <w:pStyle w:val="Callout"/>
-        <w:shd w:fill="F7F4EC"/>
+        <w:shd w:fill="F1F5F0" w:val="clear"/>
         <w:pBdr>
-          <w:left w:val="single" w:sz="18" w:space="8" w:color="28675C"/>
+          <w:left w:val="single" w:sz="20" w:space="8" w:color="28685E"/>
         </w:pBdr>
+        <w:ind w:left="140" w:right="60"/>
       </w:pPr>
       <w:r>
+        <w:rPr>
+          <w:rFonts w:ascii="Arial" w:hAnsi="Arial"/>
+        </w:rPr>
         <w:t>Classify animals using evidence of an internal backbone, and explain why size, fur or legs are not reliable tests.</w:t>
       </w:r>
     </w:p>
     <w:p>
       <w:r>
+        <w:rPr>
+          <w:rFonts w:ascii="Arial" w:hAnsi="Arial"/>
+        </w:rPr>
         <w:t>Use this sheet with the lesson. You may point, sign, speak, draw, write, dictate or direct an adult. Keep your first idea so you can show what changed.</w:t>
       </w:r>
     </w:p>
     <w:p>
       <w:pPr>
         <w:pStyle w:val="Heading1"/>
+        <w:pBdr>
+          <w:bottom w:val="single" w:sz="6" w:color="DCE7DD" w:space="4"/>
+        </w:pBdr>
       </w:pPr>
       <w:r>
+        <w:rPr>
+          <w:rFonts w:ascii="Arial" w:hAnsi="Arial"/>
+        </w:rPr>
         <w:t>1. My first idea</w:t>
       </w:r>
     </w:p>
     <w:p>
       <w:r>
+        <w:rPr>
+          <w:rFonts w:ascii="Arial" w:hAnsi="Arial"/>
+        </w:rPr>
         <w:t>Choose an animal. Predict first; keep the idea so you can compare it with evidence.</w:t>
       </w:r>
     </w:p>
@@ -69,6 +106,9 @@
         </w:numPr>
       </w:pPr>
       <w:r>
+        <w:rPr>
+          <w:rFonts w:ascii="Arial" w:hAnsi="Arial"/>
+        </w:rPr>
         <w:t>Animal: ___.</w:t>
       </w:r>
     </w:p>
@@ -80,6 +120,9 @@
         </w:numPr>
       </w:pPr>
       <w:r>
+        <w:rPr>
+          <w:rFonts w:ascii="Arial" w:hAnsi="Arial"/>
+        </w:rPr>
         <w:t>I think it has / does not have a backbone / I am unsure.</w:t>
       </w:r>
     </w:p>
@@ -91,6 +134,9 @@
         </w:numPr>
       </w:pPr>
       <w:r>
+        <w:rPr>
+          <w:rFonts w:ascii="Arial" w:hAnsi="Arial"/>
+        </w:rPr>
         <w:t>My first reason: ___.</w:t>
       </w:r>
     </w:p>
@@ -98,11 +144,14 @@
       <w:pPr>
         <w:pStyle w:val="ResponseLine"/>
         <w:pBdr>
-          <w:bottom w:val="single" w:sz="3" w:space="1" w:color="ACBBB7"/>
+          <w:bottom w:val="single" w:sz="4" w:space="1" w:color="9DB9AC"/>
           <w:between w:val="single" w:sz="3" w:space="1" w:color="ACBBB7"/>
         </w:pBdr>
       </w:pPr>
       <w:r>
+        <w:rPr>
+          <w:rFonts w:ascii="Arial" w:hAnsi="Arial"/>
+        </w:rPr>
         <w:t xml:space="preserve"> </w:t>
       </w:r>
     </w:p>
@@ -110,11 +159,14 @@
       <w:pPr>
         <w:pStyle w:val="ResponseLine"/>
         <w:pBdr>
-          <w:bottom w:val="single" w:sz="3" w:space="1" w:color="ACBBB7"/>
+          <w:bottom w:val="single" w:sz="4" w:space="1" w:color="9DB9AC"/>
           <w:between w:val="single" w:sz="3" w:space="1" w:color="ACBBB7"/>
         </w:pBdr>
       </w:pPr>
       <w:r>
+        <w:rPr>
+          <w:rFonts w:ascii="Arial" w:hAnsi="Arial"/>
+        </w:rPr>
         <w:t xml:space="preserve"> </w:t>
       </w:r>
     </w:p>
@@ -122,11 +174,14 @@
       <w:pPr>
         <w:pStyle w:val="ResponseLine"/>
         <w:pBdr>
-          <w:bottom w:val="single" w:sz="3" w:space="1" w:color="ACBBB7"/>
+          <w:bottom w:val="single" w:sz="4" w:space="1" w:color="9DB9AC"/>
           <w:between w:val="single" w:sz="3" w:space="1" w:color="ACBBB7"/>
         </w:pBdr>
       </w:pPr>
       <w:r>
+        <w:rPr>
+          <w:rFonts w:ascii="Arial" w:hAnsi="Arial"/>
+        </w:rPr>
         <w:t xml:space="preserve"> </w:t>
       </w:r>
     </w:p>
@@ -134,11 +189,14 @@
       <w:pPr>
         <w:pStyle w:val="ResponseLine"/>
         <w:pBdr>
-          <w:bottom w:val="single" w:sz="3" w:space="1" w:color="ACBBB7"/>
+          <w:bottom w:val="single" w:sz="4" w:space="1" w:color="9DB9AC"/>
           <w:between w:val="single" w:sz="3" w:space="1" w:color="ACBBB7"/>
         </w:pBdr>
       </w:pPr>
       <w:r>
+        <w:rPr>
+          <w:rFonts w:ascii="Arial" w:hAnsi="Arial"/>
+        </w:rPr>
         <w:t xml:space="preserve"> </w:t>
       </w:r>
     </w:p>
@@ -146,8 +204,15 @@
       <w:pPr>
         <w:pStyle w:val="Kicker"/>
         <w:pageBreakBefore/>
+        <w:pBdr>
+          <w:left w:val="single" w:sz="20" w:color="28685E" w:space="7"/>
+        </w:pBdr>
+        <w:ind w:left="140"/>
       </w:pPr>
       <w:r>
+        <w:rPr>
+          <w:rFonts w:ascii="Arial" w:hAnsi="Arial"/>
+        </w:rPr>
         <w:t>PUPIL TASK / Autumn 1 · Week 3 · Lesson A</w:t>
       </w:r>
     </w:p>
@@ -156,6 +221,12 @@
         <w:pStyle w:val="Title"/>
       </w:pPr>
       <w:r>
+        <w:rPr>
+          <w:rFonts w:ascii="Arial" w:hAnsi="Arial"/>
+          <w:b/>
+          <w:color w:val="152B3A"/>
+          <w:sz w:val="48"/>
+        </w:rPr>
         <w:t>2. Use the body evidence</w:t>
       </w:r>
     </w:p>
@@ -164,11 +235,19 @@
         <w:pStyle w:val="Subtitle"/>
       </w:pPr>
       <w:r>
+        <w:rPr>
+          <w:rFonts w:ascii="Arial" w:hAnsi="Arial"/>
+          <w:i w:val="0"/>
+          <w:sz w:val="22"/>
+        </w:rPr>
         <w:t>Write, draw, point or dictate as agreed with your teacher.</w:t>
       </w:r>
     </w:p>
     <w:p>
       <w:r>
+        <w:rPr>
+          <w:rFonts w:ascii="Arial" w:hAnsi="Arial"/>
+        </w:rPr>
         <w:t>Read or listen to each clue. Mark vertebrate (V), invertebrate (I), or ask for help.</w:t>
       </w:r>
     </w:p>
@@ -180,18 +259,18 @@
         <w:tblW w:w="9866" w:type="dxa"/>
         <w:tblInd w:w="120" w:type="dxa"/>
         <w:tblCellMar>
-          <w:top w:w="100" w:type="dxa"/>
-          <w:left w:w="100" w:type="dxa"/>
-          <w:bottom w:w="100" w:type="dxa"/>
-          <w:right w:w="100" w:type="dxa"/>
+          <w:top w:w="95" w:type="dxa"/>
+          <w:left w:w="120" w:type="dxa"/>
+          <w:bottom w:w="95" w:type="dxa"/>
+          <w:right w:w="120" w:type="dxa"/>
         </w:tblCellMar>
         <w:tblBorders>
-          <w:top w:val="single" w:sz="4" w:color="ACBBB7"/>
-          <w:left w:val="single" w:sz="4" w:color="ACBBB7"/>
-          <w:bottom w:val="single" w:sz="4" w:color="ACBBB7"/>
-          <w:right w:val="single" w:sz="4" w:color="ACBBB7"/>
-          <w:insideH w:val="single" w:sz="4" w:color="ACBBB7"/>
-          <w:insideV w:val="single" w:sz="4" w:color="ACBBB7"/>
+          <w:top w:val="single" w:sz="4" w:color="9DB9AC"/>
+          <w:left w:val="single" w:sz="4" w:color="9DB9AC"/>
+          <w:bottom w:val="single" w:sz="4" w:color="9DB9AC"/>
+          <w:right w:val="single" w:sz="4" w:color="9DB9AC"/>
+          <w:insideH w:val="single" w:sz="4" w:color="9DB9AC"/>
+          <w:insideV w:val="single" w:sz="4" w:color="9DB9AC"/>
         </w:tblBorders>
       </w:tblPr>
       <w:tblGrid>
@@ -208,16 +287,17 @@
           <w:tcPr>
             <w:vAlign w:val="center"/>
             <w:tcW w:w="1827" w:type="dxa"/>
-            <w:shd w:fill="F7F4EC"/>
+            <w:shd w:fill="28685E" w:val="clear"/>
           </w:tcPr>
           <w:p>
             <w:pPr>
-              <w:spacing w:after="20" w:before="20"/>
+              <w:spacing w:after="20" w:before="20" w:line="250" w:lineRule="auto"/>
             </w:pPr>
             <w:r>
               <w:rPr>
+                <w:rFonts w:ascii="Arial" w:hAnsi="Arial"/>
                 <w:b/>
-                <w:color w:val="173348"/>
+                <w:color w:val="FFFFFF"/>
                 <w:sz w:val="21"/>
               </w:rPr>
               <w:t>Animal</w:t>
@@ -228,16 +308,17 @@
           <w:tcPr>
             <w:vAlign w:val="center"/>
             <w:tcW w:w="5663" w:type="dxa"/>
-            <w:shd w:fill="F7F4EC"/>
+            <w:shd w:fill="28685E" w:val="clear"/>
           </w:tcPr>
           <w:p>
             <w:pPr>
-              <w:spacing w:after="20" w:before="20"/>
+              <w:spacing w:after="20" w:before="20" w:line="250" w:lineRule="auto"/>
             </w:pPr>
             <w:r>
               <w:rPr>
+                <w:rFonts w:ascii="Arial" w:hAnsi="Arial"/>
                 <w:b/>
-                <w:color w:val="173348"/>
+                <w:color w:val="FFFFFF"/>
                 <w:sz w:val="21"/>
               </w:rPr>
               <w:t>Body evidence</w:t>
@@ -248,16 +329,17 @@
           <w:tcPr>
             <w:vAlign w:val="center"/>
             <w:tcW w:w="2376" w:type="dxa"/>
-            <w:shd w:fill="F7F4EC"/>
+            <w:shd w:fill="28685E" w:val="clear"/>
           </w:tcPr>
           <w:p>
             <w:pPr>
-              <w:spacing w:after="20" w:before="20"/>
+              <w:spacing w:after="20" w:before="20" w:line="250" w:lineRule="auto"/>
             </w:pPr>
             <w:r>
               <w:rPr>
+                <w:rFonts w:ascii="Arial" w:hAnsi="Arial"/>
                 <w:b/>
-                <w:color w:val="173348"/>
+                <w:color w:val="FFFFFF"/>
                 <w:sz w:val="21"/>
               </w:rPr>
               <w:t>My group</w:t>
@@ -274,13 +356,16 @@
           <w:tcPr>
             <w:vAlign w:val="center"/>
             <w:tcW w:w="1827" w:type="dxa"/>
+            <w:shd w:fill="F1F5F0" w:val="clear"/>
           </w:tcPr>
           <w:p>
             <w:pPr>
-              <w:spacing w:after="20" w:before="20"/>
+              <w:spacing w:after="20" w:before="20" w:line="250" w:lineRule="auto"/>
             </w:pPr>
             <w:r>
               <w:rPr>
+                <w:rFonts w:ascii="Arial" w:hAnsi="Arial"/>
+                <w:color w:val="152B3A"/>
                 <w:sz w:val="21"/>
               </w:rPr>
               <w:t>Fish</w:t>
@@ -291,13 +376,16 @@
           <w:tcPr>
             <w:vAlign w:val="center"/>
             <w:tcW w:w="5663" w:type="dxa"/>
+            <w:shd w:fill="F1F5F0" w:val="clear"/>
           </w:tcPr>
           <w:p>
             <w:pPr>
-              <w:spacing w:after="20" w:before="20"/>
+              <w:spacing w:after="20" w:before="20" w:line="250" w:lineRule="auto"/>
             </w:pPr>
             <w:r>
               <w:rPr>
+                <w:rFonts w:ascii="Arial" w:hAnsi="Arial"/>
+                <w:color w:val="152B3A"/>
                 <w:sz w:val="21"/>
               </w:rPr>
               <w:t>Internal bones include a backbone.</w:t>
@@ -308,13 +396,16 @@
           <w:tcPr>
             <w:vAlign w:val="center"/>
             <w:tcW w:w="2376" w:type="dxa"/>
+            <w:shd w:fill="F1F5F0" w:val="clear"/>
           </w:tcPr>
           <w:p>
             <w:pPr>
-              <w:spacing w:after="20" w:before="20"/>
+              <w:spacing w:after="20" w:before="20" w:line="250" w:lineRule="auto"/>
             </w:pPr>
             <w:r>
               <w:rPr>
+                <w:rFonts w:ascii="Arial" w:hAnsi="Arial"/>
+                <w:color w:val="152B3A"/>
                 <w:sz w:val="21"/>
               </w:rPr>
             </w:r>
@@ -330,13 +421,16 @@
           <w:tcPr>
             <w:vAlign w:val="center"/>
             <w:tcW w:w="1827" w:type="dxa"/>
+            <w:shd w:fill="FFFFFF" w:val="clear"/>
           </w:tcPr>
           <w:p>
             <w:pPr>
-              <w:spacing w:after="20" w:before="20"/>
+              <w:spacing w:after="20" w:before="20" w:line="250" w:lineRule="auto"/>
             </w:pPr>
             <w:r>
               <w:rPr>
+                <w:rFonts w:ascii="Arial" w:hAnsi="Arial"/>
+                <w:color w:val="152B3A"/>
                 <w:sz w:val="21"/>
               </w:rPr>
               <w:t>Frog</w:t>
@@ -347,13 +441,16 @@
           <w:tcPr>
             <w:vAlign w:val="center"/>
             <w:tcW w:w="5663" w:type="dxa"/>
+            <w:shd w:fill="FFFFFF" w:val="clear"/>
           </w:tcPr>
           <w:p>
             <w:pPr>
-              <w:spacing w:after="20" w:before="20"/>
+              <w:spacing w:after="20" w:before="20" w:line="250" w:lineRule="auto"/>
             </w:pPr>
             <w:r>
               <w:rPr>
+                <w:rFonts w:ascii="Arial" w:hAnsi="Arial"/>
+                <w:color w:val="152B3A"/>
                 <w:sz w:val="21"/>
               </w:rPr>
               <w:t>Internal bones include a backbone.</w:t>
@@ -364,13 +461,16 @@
           <w:tcPr>
             <w:vAlign w:val="center"/>
             <w:tcW w:w="2376" w:type="dxa"/>
+            <w:shd w:fill="FFFFFF" w:val="clear"/>
           </w:tcPr>
           <w:p>
             <w:pPr>
-              <w:spacing w:after="20" w:before="20"/>
+              <w:spacing w:after="20" w:before="20" w:line="250" w:lineRule="auto"/>
             </w:pPr>
             <w:r>
               <w:rPr>
+                <w:rFonts w:ascii="Arial" w:hAnsi="Arial"/>
+                <w:color w:val="152B3A"/>
                 <w:sz w:val="21"/>
               </w:rPr>
             </w:r>
@@ -386,13 +486,16 @@
           <w:tcPr>
             <w:vAlign w:val="center"/>
             <w:tcW w:w="1827" w:type="dxa"/>
+            <w:shd w:fill="F1F5F0" w:val="clear"/>
           </w:tcPr>
           <w:p>
             <w:pPr>
-              <w:spacing w:after="20" w:before="20"/>
+              <w:spacing w:after="20" w:before="20" w:line="250" w:lineRule="auto"/>
             </w:pPr>
             <w:r>
               <w:rPr>
+                <w:rFonts w:ascii="Arial" w:hAnsi="Arial"/>
+                <w:color w:val="152B3A"/>
                 <w:sz w:val="21"/>
               </w:rPr>
               <w:t>Mouse</w:t>
@@ -403,13 +506,16 @@
           <w:tcPr>
             <w:vAlign w:val="center"/>
             <w:tcW w:w="5663" w:type="dxa"/>
+            <w:shd w:fill="F1F5F0" w:val="clear"/>
           </w:tcPr>
           <w:p>
             <w:pPr>
-              <w:spacing w:after="20" w:before="20"/>
+              <w:spacing w:after="20" w:before="20" w:line="250" w:lineRule="auto"/>
             </w:pPr>
             <w:r>
               <w:rPr>
+                <w:rFonts w:ascii="Arial" w:hAnsi="Arial"/>
+                <w:color w:val="152B3A"/>
                 <w:sz w:val="21"/>
               </w:rPr>
               <w:t>Internal bones include a backbone.</w:t>
@@ -420,13 +526,16 @@
           <w:tcPr>
             <w:vAlign w:val="center"/>
             <w:tcW w:w="2376" w:type="dxa"/>
+            <w:shd w:fill="F1F5F0" w:val="clear"/>
           </w:tcPr>
           <w:p>
             <w:pPr>
-              <w:spacing w:after="20" w:before="20"/>
+              <w:spacing w:after="20" w:before="20" w:line="250" w:lineRule="auto"/>
             </w:pPr>
             <w:r>
               <w:rPr>
+                <w:rFonts w:ascii="Arial" w:hAnsi="Arial"/>
+                <w:color w:val="152B3A"/>
                 <w:sz w:val="21"/>
               </w:rPr>
             </w:r>
@@ -442,13 +551,16 @@
           <w:tcPr>
             <w:vAlign w:val="center"/>
             <w:tcW w:w="1827" w:type="dxa"/>
+            <w:shd w:fill="FFFFFF" w:val="clear"/>
           </w:tcPr>
           <w:p>
             <w:pPr>
-              <w:spacing w:after="20" w:before="20"/>
+              <w:spacing w:after="20" w:before="20" w:line="250" w:lineRule="auto"/>
             </w:pPr>
             <w:r>
               <w:rPr>
+                <w:rFonts w:ascii="Arial" w:hAnsi="Arial"/>
+                <w:color w:val="152B3A"/>
                 <w:sz w:val="21"/>
               </w:rPr>
               <w:t>Snail</w:t>
@@ -459,13 +571,16 @@
           <w:tcPr>
             <w:vAlign w:val="center"/>
             <w:tcW w:w="5663" w:type="dxa"/>
+            <w:shd w:fill="FFFFFF" w:val="clear"/>
           </w:tcPr>
           <w:p>
             <w:pPr>
-              <w:spacing w:after="20" w:before="20"/>
+              <w:spacing w:after="20" w:before="20" w:line="250" w:lineRule="auto"/>
             </w:pPr>
             <w:r>
               <w:rPr>
+                <w:rFonts w:ascii="Arial" w:hAnsi="Arial"/>
+                <w:color w:val="152B3A"/>
                 <w:sz w:val="21"/>
               </w:rPr>
               <w:t>A shell; no backbone.</w:t>
@@ -476,13 +591,16 @@
           <w:tcPr>
             <w:vAlign w:val="center"/>
             <w:tcW w:w="2376" w:type="dxa"/>
+            <w:shd w:fill="FFFFFF" w:val="clear"/>
           </w:tcPr>
           <w:p>
             <w:pPr>
-              <w:spacing w:after="20" w:before="20"/>
+              <w:spacing w:after="20" w:before="20" w:line="250" w:lineRule="auto"/>
             </w:pPr>
             <w:r>
               <w:rPr>
+                <w:rFonts w:ascii="Arial" w:hAnsi="Arial"/>
+                <w:color w:val="152B3A"/>
                 <w:sz w:val="21"/>
               </w:rPr>
             </w:r>
@@ -498,13 +616,16 @@
           <w:tcPr>
             <w:vAlign w:val="center"/>
             <w:tcW w:w="1827" w:type="dxa"/>
+            <w:shd w:fill="F1F5F0" w:val="clear"/>
           </w:tcPr>
           <w:p>
             <w:pPr>
-              <w:spacing w:after="20" w:before="20"/>
+              <w:spacing w:after="20" w:before="20" w:line="250" w:lineRule="auto"/>
             </w:pPr>
             <w:r>
               <w:rPr>
+                <w:rFonts w:ascii="Arial" w:hAnsi="Arial"/>
+                <w:color w:val="152B3A"/>
                 <w:sz w:val="21"/>
               </w:rPr>
               <w:t>Crab</w:t>
@@ -515,13 +636,16 @@
           <w:tcPr>
             <w:vAlign w:val="center"/>
             <w:tcW w:w="5663" w:type="dxa"/>
+            <w:shd w:fill="F1F5F0" w:val="clear"/>
           </w:tcPr>
           <w:p>
             <w:pPr>
-              <w:spacing w:after="20" w:before="20"/>
+              <w:spacing w:after="20" w:before="20" w:line="250" w:lineRule="auto"/>
             </w:pPr>
             <w:r>
               <w:rPr>
+                <w:rFonts w:ascii="Arial" w:hAnsi="Arial"/>
+                <w:color w:val="152B3A"/>
                 <w:sz w:val="21"/>
               </w:rPr>
               <w:t>Hard outer case; no backbone.</w:t>
@@ -532,13 +656,16 @@
           <w:tcPr>
             <w:vAlign w:val="center"/>
             <w:tcW w:w="2376" w:type="dxa"/>
+            <w:shd w:fill="F1F5F0" w:val="clear"/>
           </w:tcPr>
           <w:p>
             <w:pPr>
-              <w:spacing w:after="20" w:before="20"/>
+              <w:spacing w:after="20" w:before="20" w:line="250" w:lineRule="auto"/>
             </w:pPr>
             <w:r>
               <w:rPr>
+                <w:rFonts w:ascii="Arial" w:hAnsi="Arial"/>
+                <w:color w:val="152B3A"/>
                 <w:sz w:val="21"/>
               </w:rPr>
             </w:r>
@@ -554,13 +681,16 @@
           <w:tcPr>
             <w:vAlign w:val="center"/>
             <w:tcW w:w="1827" w:type="dxa"/>
+            <w:shd w:fill="FFFFFF" w:val="clear"/>
           </w:tcPr>
           <w:p>
             <w:pPr>
-              <w:spacing w:after="20" w:before="20"/>
+              <w:spacing w:after="20" w:before="20" w:line="250" w:lineRule="auto"/>
             </w:pPr>
             <w:r>
               <w:rPr>
+                <w:rFonts w:ascii="Arial" w:hAnsi="Arial"/>
+                <w:color w:val="152B3A"/>
                 <w:sz w:val="21"/>
               </w:rPr>
               <w:t>Earthworm</w:t>
@@ -571,13 +701,16 @@
           <w:tcPr>
             <w:vAlign w:val="center"/>
             <w:tcW w:w="5663" w:type="dxa"/>
+            <w:shd w:fill="FFFFFF" w:val="clear"/>
           </w:tcPr>
           <w:p>
             <w:pPr>
-              <w:spacing w:after="20" w:before="20"/>
+              <w:spacing w:after="20" w:before="20" w:line="250" w:lineRule="auto"/>
             </w:pPr>
             <w:r>
               <w:rPr>
+                <w:rFonts w:ascii="Arial" w:hAnsi="Arial"/>
+                <w:color w:val="152B3A"/>
                 <w:sz w:val="21"/>
               </w:rPr>
               <w:t>Muscles and fluid support; no backbone.</w:t>
@@ -588,13 +721,16 @@
           <w:tcPr>
             <w:vAlign w:val="center"/>
             <w:tcW w:w="2376" w:type="dxa"/>
+            <w:shd w:fill="FFFFFF" w:val="clear"/>
           </w:tcPr>
           <w:p>
             <w:pPr>
-              <w:spacing w:after="20" w:before="20"/>
+              <w:spacing w:after="20" w:before="20" w:line="250" w:lineRule="auto"/>
             </w:pPr>
             <w:r>
               <w:rPr>
+                <w:rFonts w:ascii="Arial" w:hAnsi="Arial"/>
+                <w:color w:val="152B3A"/>
                 <w:sz w:val="21"/>
               </w:rPr>
             </w:r>
@@ -606,11 +742,14 @@
       <w:pPr>
         <w:pStyle w:val="ResponseLine"/>
         <w:pBdr>
-          <w:bottom w:val="single" w:sz="3" w:space="1" w:color="ACBBB7"/>
+          <w:bottom w:val="single" w:sz="4" w:space="1" w:color="9DB9AC"/>
           <w:between w:val="single" w:sz="3" w:space="1" w:color="ACBBB7"/>
         </w:pBdr>
       </w:pPr>
       <w:r>
+        <w:rPr>
+          <w:rFonts w:ascii="Arial" w:hAnsi="Arial"/>
+        </w:rPr>
         <w:t xml:space="preserve"> </w:t>
       </w:r>
     </w:p>
@@ -618,20 +757,70 @@
       <w:pPr>
         <w:pStyle w:val="ResponseLine"/>
         <w:pBdr>
-          <w:bottom w:val="single" w:sz="3" w:space="1" w:color="ACBBB7"/>
+          <w:bottom w:val="single" w:sz="4" w:space="1" w:color="9DB9AC"/>
           <w:between w:val="single" w:sz="3" w:space="1" w:color="ACBBB7"/>
         </w:pBdr>
       </w:pPr>
       <w:r>
+        <w:rPr>
+          <w:rFonts w:ascii="Arial" w:hAnsi="Arial"/>
+        </w:rPr>
         <w:t xml:space="preserve"> </w:t>
+      </w:r>
+    </w:p>
+    <w:p>
+      <w:pPr>
+        <w:spacing w:before="40" w:after="40"/>
+        <w:jc w:val="center"/>
+      </w:pPr>
+      <w:r>
+        <w:drawing>
+          <wp:inline xmlns:a="http://schemas.openxmlformats.org/drawingml/2006/main" xmlns:pic="http://schemas.openxmlformats.org/drawingml/2006/picture">
+            <wp:extent cx="2808000" cy="2106000"/>
+            <wp:docPr id="1" name="Picture 1" descr="Simplified fish schematic showing an internal backbone; use with the stated body evidence."/>
+            <wp:cNvGraphicFramePr>
+              <a:graphicFrameLocks noChangeAspect="1"/>
+            </wp:cNvGraphicFramePr>
+            <a:graphic>
+              <a:graphicData uri="http://schemas.openxmlformats.org/drawingml/2006/picture">
+                <pic:pic>
+                  <pic:nvPicPr>
+                    <pic:cNvPr id="0" name="fish.png"/>
+                    <pic:cNvPicPr/>
+                  </pic:nvPicPr>
+                  <pic:blipFill>
+                    <a:blip r:embed="rId11"/>
+                    <a:stretch>
+                      <a:fillRect/>
+                    </a:stretch>
+                  </pic:blipFill>
+                  <pic:spPr>
+                    <a:xfrm>
+                      <a:off x="0" y="0"/>
+                      <a:ext cx="2808000" cy="2106000"/>
+                    </a:xfrm>
+                    <a:prstGeom prst="rect"/>
+                  </pic:spPr>
+                </pic:pic>
+              </a:graphicData>
+            </a:graphic>
+          </wp:inline>
+        </w:drawing>
       </w:r>
     </w:p>
     <w:p>
       <w:pPr>
         <w:pStyle w:val="Kicker"/>
         <w:pageBreakBefore/>
+        <w:pBdr>
+          <w:left w:val="single" w:sz="20" w:color="28685E" w:space="7"/>
+        </w:pBdr>
+        <w:ind w:left="140"/>
       </w:pPr>
       <w:r>
+        <w:rPr>
+          <w:rFonts w:ascii="Arial" w:hAnsi="Arial"/>
+        </w:rPr>
         <w:t>PUPIL TASK / Autumn 1 · Week 3 · Lesson A</w:t>
       </w:r>
     </w:p>
@@ -640,6 +829,12 @@
         <w:pStyle w:val="Title"/>
       </w:pPr>
       <w:r>
+        <w:rPr>
+          <w:rFonts w:ascii="Arial" w:hAnsi="Arial"/>
+          <w:b/>
+          <w:color w:val="152B3A"/>
+          <w:sz w:val="48"/>
+        </w:rPr>
         <w:t>3. Which clues count?</w:t>
       </w:r>
     </w:p>
@@ -648,11 +843,19 @@
         <w:pStyle w:val="Subtitle"/>
       </w:pPr>
       <w:r>
+        <w:rPr>
+          <w:rFonts w:ascii="Arial" w:hAnsi="Arial"/>
+          <w:i w:val="0"/>
+          <w:sz w:val="22"/>
+        </w:rPr>
         <w:t>Write, draw, point or dictate as agreed with your teacher.</w:t>
       </w:r>
     </w:p>
     <w:p>
       <w:r>
+        <w:rPr>
+          <w:rFonts w:ascii="Arial" w:hAnsi="Arial"/>
+        </w:rPr>
         <w:t>Use the new clues, not size or the number of legs.</w:t>
       </w:r>
     </w:p>
@@ -664,18 +867,18 @@
         <w:tblW w:w="9866" w:type="dxa"/>
         <w:tblInd w:w="120" w:type="dxa"/>
         <w:tblCellMar>
-          <w:top w:w="100" w:type="dxa"/>
-          <w:left w:w="100" w:type="dxa"/>
-          <w:bottom w:w="100" w:type="dxa"/>
-          <w:right w:w="100" w:type="dxa"/>
+          <w:top w:w="95" w:type="dxa"/>
+          <w:left w:w="120" w:type="dxa"/>
+          <w:bottom w:w="95" w:type="dxa"/>
+          <w:right w:w="120" w:type="dxa"/>
         </w:tblCellMar>
         <w:tblBorders>
-          <w:top w:val="single" w:sz="4" w:color="ACBBB7"/>
-          <w:left w:val="single" w:sz="4" w:color="ACBBB7"/>
-          <w:bottom w:val="single" w:sz="4" w:color="ACBBB7"/>
-          <w:right w:val="single" w:sz="4" w:color="ACBBB7"/>
-          <w:insideH w:val="single" w:sz="4" w:color="ACBBB7"/>
-          <w:insideV w:val="single" w:sz="4" w:color="ACBBB7"/>
+          <w:top w:val="single" w:sz="4" w:color="9DB9AC"/>
+          <w:left w:val="single" w:sz="4" w:color="9DB9AC"/>
+          <w:bottom w:val="single" w:sz="4" w:color="9DB9AC"/>
+          <w:right w:val="single" w:sz="4" w:color="9DB9AC"/>
+          <w:insideH w:val="single" w:sz="4" w:color="9DB9AC"/>
+          <w:insideV w:val="single" w:sz="4" w:color="9DB9AC"/>
         </w:tblBorders>
       </w:tblPr>
       <w:tblGrid>
@@ -692,16 +895,17 @@
           <w:tcPr>
             <w:vAlign w:val="center"/>
             <w:tcW w:w="1827" w:type="dxa"/>
-            <w:shd w:fill="F7F4EC"/>
+            <w:shd w:fill="28685E" w:val="clear"/>
           </w:tcPr>
           <w:p>
             <w:pPr>
-              <w:spacing w:after="20" w:before="20"/>
+              <w:spacing w:after="20" w:before="20" w:line="250" w:lineRule="auto"/>
             </w:pPr>
             <w:r>
               <w:rPr>
+                <w:rFonts w:ascii="Arial" w:hAnsi="Arial"/>
                 <w:b/>
-                <w:color w:val="173348"/>
+                <w:color w:val="FFFFFF"/>
                 <w:sz w:val="21"/>
               </w:rPr>
               <w:t>Animal</w:t>
@@ -712,16 +916,17 @@
           <w:tcPr>
             <w:vAlign w:val="center"/>
             <w:tcW w:w="5663" w:type="dxa"/>
-            <w:shd w:fill="F7F4EC"/>
+            <w:shd w:fill="28685E" w:val="clear"/>
           </w:tcPr>
           <w:p>
             <w:pPr>
-              <w:spacing w:after="20" w:before="20"/>
+              <w:spacing w:after="20" w:before="20" w:line="250" w:lineRule="auto"/>
             </w:pPr>
             <w:r>
               <w:rPr>
+                <w:rFonts w:ascii="Arial" w:hAnsi="Arial"/>
                 <w:b/>
-                <w:color w:val="173348"/>
+                <w:color w:val="FFFFFF"/>
                 <w:sz w:val="21"/>
               </w:rPr>
               <w:t>Evidence</w:t>
@@ -732,16 +937,17 @@
           <w:tcPr>
             <w:vAlign w:val="center"/>
             <w:tcW w:w="2376" w:type="dxa"/>
-            <w:shd w:fill="F7F4EC"/>
+            <w:shd w:fill="28685E" w:val="clear"/>
           </w:tcPr>
           <w:p>
             <w:pPr>
-              <w:spacing w:after="20" w:before="20"/>
+              <w:spacing w:after="20" w:before="20" w:line="250" w:lineRule="auto"/>
             </w:pPr>
             <w:r>
               <w:rPr>
+                <w:rFonts w:ascii="Arial" w:hAnsi="Arial"/>
                 <w:b/>
-                <w:color w:val="173348"/>
+                <w:color w:val="FFFFFF"/>
                 <w:sz w:val="21"/>
               </w:rPr>
               <w:t>My group</w:t>
@@ -758,13 +964,16 @@
           <w:tcPr>
             <w:vAlign w:val="center"/>
             <w:tcW w:w="1827" w:type="dxa"/>
+            <w:shd w:fill="F1F5F0" w:val="clear"/>
           </w:tcPr>
           <w:p>
             <w:pPr>
-              <w:spacing w:after="20" w:before="20"/>
+              <w:spacing w:after="20" w:before="20" w:line="250" w:lineRule="auto"/>
             </w:pPr>
             <w:r>
               <w:rPr>
+                <w:rFonts w:ascii="Arial" w:hAnsi="Arial"/>
+                <w:color w:val="152B3A"/>
                 <w:sz w:val="21"/>
               </w:rPr>
               <w:t>Bat</w:t>
@@ -775,13 +984,16 @@
           <w:tcPr>
             <w:vAlign w:val="center"/>
             <w:tcW w:w="5663" w:type="dxa"/>
+            <w:shd w:fill="F1F5F0" w:val="clear"/>
           </w:tcPr>
           <w:p>
             <w:pPr>
-              <w:spacing w:after="20" w:before="20"/>
+              <w:spacing w:after="20" w:before="20" w:line="250" w:lineRule="auto"/>
             </w:pPr>
             <w:r>
               <w:rPr>
+                <w:rFonts w:ascii="Arial" w:hAnsi="Arial"/>
+                <w:color w:val="152B3A"/>
                 <w:sz w:val="21"/>
               </w:rPr>
               <w:t>Wings and an internal backbone.</w:t>
@@ -792,13 +1004,16 @@
           <w:tcPr>
             <w:vAlign w:val="center"/>
             <w:tcW w:w="2376" w:type="dxa"/>
+            <w:shd w:fill="F1F5F0" w:val="clear"/>
           </w:tcPr>
           <w:p>
             <w:pPr>
-              <w:spacing w:after="20" w:before="20"/>
+              <w:spacing w:after="20" w:before="20" w:line="250" w:lineRule="auto"/>
             </w:pPr>
             <w:r>
               <w:rPr>
+                <w:rFonts w:ascii="Arial" w:hAnsi="Arial"/>
+                <w:color w:val="152B3A"/>
                 <w:sz w:val="21"/>
               </w:rPr>
             </w:r>
@@ -814,13 +1029,16 @@
           <w:tcPr>
             <w:vAlign w:val="center"/>
             <w:tcW w:w="1827" w:type="dxa"/>
+            <w:shd w:fill="FFFFFF" w:val="clear"/>
           </w:tcPr>
           <w:p>
             <w:pPr>
-              <w:spacing w:after="20" w:before="20"/>
+              <w:spacing w:after="20" w:before="20" w:line="250" w:lineRule="auto"/>
             </w:pPr>
             <w:r>
               <w:rPr>
+                <w:rFonts w:ascii="Arial" w:hAnsi="Arial"/>
+                <w:color w:val="152B3A"/>
                 <w:sz w:val="21"/>
               </w:rPr>
               <w:t>Snake</w:t>
@@ -831,13 +1049,16 @@
           <w:tcPr>
             <w:vAlign w:val="center"/>
             <w:tcW w:w="5663" w:type="dxa"/>
+            <w:shd w:fill="FFFFFF" w:val="clear"/>
           </w:tcPr>
           <w:p>
             <w:pPr>
-              <w:spacing w:after="20" w:before="20"/>
+              <w:spacing w:after="20" w:before="20" w:line="250" w:lineRule="auto"/>
             </w:pPr>
             <w:r>
               <w:rPr>
+                <w:rFonts w:ascii="Arial" w:hAnsi="Arial"/>
+                <w:color w:val="152B3A"/>
                 <w:sz w:val="21"/>
               </w:rPr>
               <w:t>An internal backbone; no legs.</w:t>
@@ -848,13 +1069,16 @@
           <w:tcPr>
             <w:vAlign w:val="center"/>
             <w:tcW w:w="2376" w:type="dxa"/>
+            <w:shd w:fill="FFFFFF" w:val="clear"/>
           </w:tcPr>
           <w:p>
             <w:pPr>
-              <w:spacing w:after="20" w:before="20"/>
+              <w:spacing w:after="20" w:before="20" w:line="250" w:lineRule="auto"/>
             </w:pPr>
             <w:r>
               <w:rPr>
+                <w:rFonts w:ascii="Arial" w:hAnsi="Arial"/>
+                <w:color w:val="152B3A"/>
                 <w:sz w:val="21"/>
               </w:rPr>
             </w:r>
@@ -870,13 +1094,16 @@
           <w:tcPr>
             <w:vAlign w:val="center"/>
             <w:tcW w:w="1827" w:type="dxa"/>
+            <w:shd w:fill="F1F5F0" w:val="clear"/>
           </w:tcPr>
           <w:p>
             <w:pPr>
-              <w:spacing w:after="20" w:before="20"/>
+              <w:spacing w:after="20" w:before="20" w:line="250" w:lineRule="auto"/>
             </w:pPr>
             <w:r>
               <w:rPr>
+                <w:rFonts w:ascii="Arial" w:hAnsi="Arial"/>
+                <w:color w:val="152B3A"/>
                 <w:sz w:val="21"/>
               </w:rPr>
               <w:t>Crab</w:t>
@@ -887,13 +1114,16 @@
           <w:tcPr>
             <w:vAlign w:val="center"/>
             <w:tcW w:w="5663" w:type="dxa"/>
+            <w:shd w:fill="F1F5F0" w:val="clear"/>
           </w:tcPr>
           <w:p>
             <w:pPr>
-              <w:spacing w:after="20" w:before="20"/>
+              <w:spacing w:after="20" w:before="20" w:line="250" w:lineRule="auto"/>
             </w:pPr>
             <w:r>
               <w:rPr>
+                <w:rFonts w:ascii="Arial" w:hAnsi="Arial"/>
+                <w:color w:val="152B3A"/>
                 <w:sz w:val="21"/>
               </w:rPr>
               <w:t>An outer case, but no backbone.</w:t>
@@ -904,13 +1134,16 @@
           <w:tcPr>
             <w:vAlign w:val="center"/>
             <w:tcW w:w="2376" w:type="dxa"/>
+            <w:shd w:fill="F1F5F0" w:val="clear"/>
           </w:tcPr>
           <w:p>
             <w:pPr>
-              <w:spacing w:after="20" w:before="20"/>
+              <w:spacing w:after="20" w:before="20" w:line="250" w:lineRule="auto"/>
             </w:pPr>
             <w:r>
               <w:rPr>
+                <w:rFonts w:ascii="Arial" w:hAnsi="Arial"/>
+                <w:color w:val="152B3A"/>
                 <w:sz w:val="21"/>
               </w:rPr>
             </w:r>
@@ -926,13 +1159,16 @@
           <w:tcPr>
             <w:vAlign w:val="center"/>
             <w:tcW w:w="1827" w:type="dxa"/>
+            <w:shd w:fill="FFFFFF" w:val="clear"/>
           </w:tcPr>
           <w:p>
             <w:pPr>
-              <w:spacing w:after="20" w:before="20"/>
+              <w:spacing w:after="20" w:before="20" w:line="250" w:lineRule="auto"/>
             </w:pPr>
             <w:r>
               <w:rPr>
+                <w:rFonts w:ascii="Arial" w:hAnsi="Arial"/>
+                <w:color w:val="152B3A"/>
                 <w:sz w:val="21"/>
               </w:rPr>
               <w:t>Jellyfish</w:t>
@@ -943,13 +1179,16 @@
           <w:tcPr>
             <w:vAlign w:val="center"/>
             <w:tcW w:w="5663" w:type="dxa"/>
+            <w:shd w:fill="FFFFFF" w:val="clear"/>
           </w:tcPr>
           <w:p>
             <w:pPr>
-              <w:spacing w:after="20" w:before="20"/>
+              <w:spacing w:after="20" w:before="20" w:line="250" w:lineRule="auto"/>
             </w:pPr>
             <w:r>
               <w:rPr>
+                <w:rFonts w:ascii="Arial" w:hAnsi="Arial"/>
+                <w:color w:val="152B3A"/>
                 <w:sz w:val="21"/>
               </w:rPr>
               <w:t>No internal backbone.</w:t>
@@ -960,13 +1199,16 @@
           <w:tcPr>
             <w:vAlign w:val="center"/>
             <w:tcW w:w="2376" w:type="dxa"/>
+            <w:shd w:fill="FFFFFF" w:val="clear"/>
           </w:tcPr>
           <w:p>
             <w:pPr>
-              <w:spacing w:after="20" w:before="20"/>
+              <w:spacing w:after="20" w:before="20" w:line="250" w:lineRule="auto"/>
             </w:pPr>
             <w:r>
               <w:rPr>
+                <w:rFonts w:ascii="Arial" w:hAnsi="Arial"/>
+                <w:color w:val="152B3A"/>
                 <w:sz w:val="21"/>
               </w:rPr>
             </w:r>
@@ -978,11 +1220,14 @@
       <w:pPr>
         <w:pStyle w:val="ResponseLine"/>
         <w:pBdr>
-          <w:bottom w:val="single" w:sz="3" w:space="1" w:color="ACBBB7"/>
+          <w:bottom w:val="single" w:sz="4" w:space="1" w:color="9DB9AC"/>
           <w:between w:val="single" w:sz="3" w:space="1" w:color="ACBBB7"/>
         </w:pBdr>
       </w:pPr>
       <w:r>
+        <w:rPr>
+          <w:rFonts w:ascii="Arial" w:hAnsi="Arial"/>
+        </w:rPr>
         <w:t xml:space="preserve"> </w:t>
       </w:r>
     </w:p>
@@ -990,11 +1235,14 @@
       <w:pPr>
         <w:pStyle w:val="ResponseLine"/>
         <w:pBdr>
-          <w:bottom w:val="single" w:sz="3" w:space="1" w:color="ACBBB7"/>
+          <w:bottom w:val="single" w:sz="4" w:space="1" w:color="9DB9AC"/>
           <w:between w:val="single" w:sz="3" w:space="1" w:color="ACBBB7"/>
         </w:pBdr>
       </w:pPr>
       <w:r>
+        <w:rPr>
+          <w:rFonts w:ascii="Arial" w:hAnsi="Arial"/>
+        </w:rPr>
         <w:t xml:space="preserve"> </w:t>
       </w:r>
     </w:p>
@@ -1002,11 +1250,14 @@
       <w:pPr>
         <w:pStyle w:val="ResponseLine"/>
         <w:pBdr>
-          <w:bottom w:val="single" w:sz="3" w:space="1" w:color="ACBBB7"/>
+          <w:bottom w:val="single" w:sz="4" w:space="1" w:color="9DB9AC"/>
           <w:between w:val="single" w:sz="3" w:space="1" w:color="ACBBB7"/>
         </w:pBdr>
       </w:pPr>
       <w:r>
+        <w:rPr>
+          <w:rFonts w:ascii="Arial" w:hAnsi="Arial"/>
+        </w:rPr>
         <w:t xml:space="preserve"> </w:t>
       </w:r>
     </w:p>
@@ -1014,8 +1265,15 @@
       <w:pPr>
         <w:pStyle w:val="Kicker"/>
         <w:pageBreakBefore/>
+        <w:pBdr>
+          <w:left w:val="single" w:sz="20" w:color="28685E" w:space="7"/>
+        </w:pBdr>
+        <w:ind w:left="140"/>
       </w:pPr>
       <w:r>
+        <w:rPr>
+          <w:rFonts w:ascii="Arial" w:hAnsi="Arial"/>
+        </w:rPr>
         <w:t>PUPIL TASK / Autumn 1 · Week 3 · Lesson A</w:t>
       </w:r>
     </w:p>
@@ -1024,6 +1282,12 @@
         <w:pStyle w:val="Title"/>
       </w:pPr>
       <w:r>
+        <w:rPr>
+          <w:rFonts w:ascii="Arial" w:hAnsi="Arial"/>
+          <w:b/>
+          <w:color w:val="152B3A"/>
+          <w:sz w:val="48"/>
+        </w:rPr>
         <w:t>4. My evidence explanation</w:t>
       </w:r>
     </w:p>
@@ -1032,11 +1296,19 @@
         <w:pStyle w:val="Subtitle"/>
       </w:pPr>
       <w:r>
+        <w:rPr>
+          <w:rFonts w:ascii="Arial" w:hAnsi="Arial"/>
+          <w:i w:val="0"/>
+          <w:sz w:val="22"/>
+        </w:rPr>
         <w:t>Write, draw, point or dictate as agreed with your teacher.</w:t>
       </w:r>
     </w:p>
     <w:p>
       <w:r>
+        <w:rPr>
+          <w:rFonts w:ascii="Arial" w:hAnsi="Arial"/>
+        </w:rPr>
         <w:t>Choose one animal. You can point to a label or ask an adult to write your words.</w:t>
       </w:r>
     </w:p>
@@ -1048,6 +1320,9 @@
         </w:numPr>
       </w:pPr>
       <w:r>
+        <w:rPr>
+          <w:rFonts w:ascii="Arial" w:hAnsi="Arial"/>
+        </w:rPr>
         <w:t>The ___ is a ___ because ___.</w:t>
       </w:r>
     </w:p>
@@ -1059,6 +1334,9 @@
         </w:numPr>
       </w:pPr>
       <w:r>
+        <w:rPr>
+          <w:rFonts w:ascii="Arial" w:hAnsi="Arial"/>
+        </w:rPr>
         <w:t>The clue that matters is ___.</w:t>
       </w:r>
     </w:p>
@@ -1070,6 +1348,9 @@
         </w:numPr>
       </w:pPr>
       <w:r>
+        <w:rPr>
+          <w:rFonts w:ascii="Arial" w:hAnsi="Arial"/>
+        </w:rPr>
         <w:t>I kept / changed my idea because ___.</w:t>
       </w:r>
     </w:p>
@@ -1077,11 +1358,14 @@
       <w:pPr>
         <w:pStyle w:val="ResponseLine"/>
         <w:pBdr>
-          <w:bottom w:val="single" w:sz="3" w:space="1" w:color="ACBBB7"/>
+          <w:bottom w:val="single" w:sz="4" w:space="1" w:color="9DB9AC"/>
           <w:between w:val="single" w:sz="3" w:space="1" w:color="ACBBB7"/>
         </w:pBdr>
       </w:pPr>
       <w:r>
+        <w:rPr>
+          <w:rFonts w:ascii="Arial" w:hAnsi="Arial"/>
+        </w:rPr>
         <w:t xml:space="preserve"> </w:t>
       </w:r>
     </w:p>
@@ -1089,11 +1373,14 @@
       <w:pPr>
         <w:pStyle w:val="ResponseLine"/>
         <w:pBdr>
-          <w:bottom w:val="single" w:sz="3" w:space="1" w:color="ACBBB7"/>
+          <w:bottom w:val="single" w:sz="4" w:space="1" w:color="9DB9AC"/>
           <w:between w:val="single" w:sz="3" w:space="1" w:color="ACBBB7"/>
         </w:pBdr>
       </w:pPr>
       <w:r>
+        <w:rPr>
+          <w:rFonts w:ascii="Arial" w:hAnsi="Arial"/>
+        </w:rPr>
         <w:t xml:space="preserve"> </w:t>
       </w:r>
     </w:p>
@@ -1101,11 +1388,14 @@
       <w:pPr>
         <w:pStyle w:val="ResponseLine"/>
         <w:pBdr>
-          <w:bottom w:val="single" w:sz="3" w:space="1" w:color="ACBBB7"/>
+          <w:bottom w:val="single" w:sz="4" w:space="1" w:color="9DB9AC"/>
           <w:between w:val="single" w:sz="3" w:space="1" w:color="ACBBB7"/>
         </w:pBdr>
       </w:pPr>
       <w:r>
+        <w:rPr>
+          <w:rFonts w:ascii="Arial" w:hAnsi="Arial"/>
+        </w:rPr>
         <w:t xml:space="preserve"> </w:t>
       </w:r>
     </w:p>
@@ -1113,11 +1403,14 @@
       <w:pPr>
         <w:pStyle w:val="ResponseLine"/>
         <w:pBdr>
-          <w:bottom w:val="single" w:sz="3" w:space="1" w:color="ACBBB7"/>
+          <w:bottom w:val="single" w:sz="4" w:space="1" w:color="9DB9AC"/>
           <w:between w:val="single" w:sz="3" w:space="1" w:color="ACBBB7"/>
         </w:pBdr>
       </w:pPr>
       <w:r>
+        <w:rPr>
+          <w:rFonts w:ascii="Arial" w:hAnsi="Arial"/>
+        </w:rPr>
         <w:t xml:space="preserve"> </w:t>
       </w:r>
     </w:p>
@@ -1125,11 +1418,14 @@
       <w:pPr>
         <w:pStyle w:val="ResponseLine"/>
         <w:pBdr>
-          <w:bottom w:val="single" w:sz="3" w:space="1" w:color="ACBBB7"/>
+          <w:bottom w:val="single" w:sz="4" w:space="1" w:color="9DB9AC"/>
           <w:between w:val="single" w:sz="3" w:space="1" w:color="ACBBB7"/>
         </w:pBdr>
       </w:pPr>
       <w:r>
+        <w:rPr>
+          <w:rFonts w:ascii="Arial" w:hAnsi="Arial"/>
+        </w:rPr>
         <w:t xml:space="preserve"> </w:t>
       </w:r>
     </w:p>
@@ -1137,19 +1433,28 @@
       <w:pPr>
         <w:pStyle w:val="ResponseLine"/>
         <w:pBdr>
-          <w:bottom w:val="single" w:sz="3" w:space="1" w:color="ACBBB7"/>
+          <w:bottom w:val="single" w:sz="4" w:space="1" w:color="9DB9AC"/>
           <w:between w:val="single" w:sz="3" w:space="1" w:color="ACBBB7"/>
         </w:pBdr>
       </w:pPr>
       <w:r>
+        <w:rPr>
+          <w:rFonts w:ascii="Arial" w:hAnsi="Arial"/>
+        </w:rPr>
         <w:t xml:space="preserve"> </w:t>
       </w:r>
     </w:p>
     <w:p>
       <w:pPr>
         <w:pStyle w:val="Heading1"/>
+        <w:pBdr>
+          <w:bottom w:val="single" w:sz="6" w:color="DCE7DD" w:space="4"/>
+        </w:pBdr>
       </w:pPr>
       <w:r>
+        <w:rPr>
+          <w:rFonts w:ascii="Arial" w:hAnsi="Arial"/>
+        </w:rPr>
         <w:t>Choose a response route</w:t>
       </w:r>
     </w:p>
@@ -1158,57 +1463,91 @@
         <w:pStyle w:val="Small"/>
       </w:pPr>
       <w:r>
+        <w:rPr>
+          <w:rFonts w:ascii="Arial" w:hAnsi="Arial"/>
+        </w:rPr>
         <w:t>Agree one route with your teacher; you do not need every route.</w:t>
       </w:r>
     </w:p>
     <w:p>
       <w:pPr>
         <w:pStyle w:val="Heading1"/>
+        <w:pBdr>
+          <w:bottom w:val="single" w:sz="6" w:color="DCE7DD" w:space="4"/>
+        </w:pBdr>
       </w:pPr>
       <w:r>
+        <w:rPr>
+          <w:rFonts w:ascii="Arial" w:hAnsi="Arial"/>
+        </w:rPr>
         <w:t>Supported</w:t>
       </w:r>
     </w:p>
     <w:p>
       <w:r>
+        <w:rPr>
+          <w:rFonts w:ascii="Arial" w:hAnsi="Arial"/>
+        </w:rPr>
         <w:t>Use a choice of two labelled groups with an adult reader; point to the body clue.</w:t>
       </w:r>
     </w:p>
     <w:p>
       <w:pPr>
         <w:pStyle w:val="Heading1"/>
+        <w:pBdr>
+          <w:bottom w:val="single" w:sz="6" w:color="DCE7DD" w:space="4"/>
+        </w:pBdr>
       </w:pPr>
       <w:r>
+        <w:rPr>
+          <w:rFonts w:ascii="Arial" w:hAnsi="Arial"/>
+        </w:rPr>
         <w:t>Standard</w:t>
       </w:r>
     </w:p>
     <w:p>
       <w:r>
+        <w:rPr>
+          <w:rFonts w:ascii="Arial" w:hAnsi="Arial"/>
+        </w:rPr>
         <w:t>Classify the supplied animals and explain one choice using because.</w:t>
       </w:r>
     </w:p>
     <w:p>
       <w:pPr>
         <w:pStyle w:val="Heading1"/>
+        <w:pBdr>
+          <w:bottom w:val="single" w:sz="6" w:color="DCE7DD" w:space="4"/>
+        </w:pBdr>
       </w:pPr>
       <w:r>
+        <w:rPr>
+          <w:rFonts w:ascii="Arial" w:hAnsi="Arial"/>
+        </w:rPr>
         <w:t>Stretch</w:t>
       </w:r>
     </w:p>
     <w:p>
       <w:r>
+        <w:rPr>
+          <w:rFonts w:ascii="Arial" w:hAnsi="Arial"/>
+        </w:rPr>
         <w:t>Use the rule on a bat/snake case and explain why size, fur or legs are unreliable.</w:t>
       </w:r>
     </w:p>
     <w:p>
       <w:pPr>
         <w:pStyle w:val="Callout"/>
-        <w:shd w:fill="F7F4EC"/>
+        <w:shd w:fill="F1F5F0" w:val="clear"/>
         <w:pBdr>
-          <w:left w:val="single" w:sz="18" w:space="8" w:color="28675C"/>
+          <w:left w:val="single" w:sz="20" w:space="8" w:color="28685E"/>
         </w:pBdr>
+        <w:ind w:left="140" w:right="60"/>
       </w:pPr>
       <w:r>
+        <w:rPr>
+          <w:rFonts w:ascii="Arial" w:hAnsi="Arial"/>
+        </w:rPr>
         <w:t>Keep this record for Wednesday Week 3.</w:t>
       </w:r>
     </w:p>
@@ -1231,6 +1570,11 @@
       <w:pStyle w:val="Small"/>
     </w:pPr>
     <w:r>
+      <w:rPr>
+        <w:rFonts w:ascii="Arial" w:hAnsi="Arial"/>
+        <w:color w:val="54656C"/>
+        <w:sz w:val="17"/>
+      </w:rPr>
       <w:t xml:space="preserve">Autumn 1 · Week 3 · Lesson A  |  Pupil materials  |  </w:t>
     </w:r>
     <w:fldSimple w:instr="PAGE"/>
@@ -1243,8 +1587,14 @@
   <w:p>
     <w:pPr>
       <w:pStyle w:val="Kicker"/>
+      <w:pBdr>
+        <w:bottom w:val="single" w:sz="8" w:color="DCE7DD" w:space="5"/>
+      </w:pBdr>
     </w:pPr>
     <w:r>
+      <w:rPr>
+        <w:rFonts w:ascii="Arial" w:hAnsi="Arial"/>
+      </w:rPr>
       <w:drawing>
         <wp:inline xmlns:a="http://schemas.openxmlformats.org/drawingml/2006/main" xmlns:pic="http://schemas.openxmlformats.org/drawingml/2006/picture">
           <wp:extent cx="270000" cy="270000"/>
@@ -1279,6 +1629,9 @@
       </w:drawing>
     </w:r>
     <w:r>
+      <w:rPr>
+        <w:rFonts w:ascii="Arial" w:hAnsi="Arial"/>
+      </w:rPr>
       <w:t xml:space="preserve">  MADE BY MATT  /  BUILD SCIENCE</w:t>
     </w:r>
   </w:p>
@@ -1683,13 +2036,14 @@
     <w:qFormat/>
     <w:rsid w:val="00FC693F"/>
     <w:pPr>
-      <w:spacing w:before="0" w:after="120" w:line="250" w:lineRule="auto"/>
+      <w:widowControl/>
+      <w:spacing w:before="0" w:after="120" w:line="257" w:lineRule="auto"/>
     </w:pPr>
     <w:rPr>
       <w:rFonts w:ascii="Arial" w:hAnsi="Arial" w:eastAsia="Arial" w:cs="Arial"/>
       <w:b w:val="0"/>
-      <w:color w:val="25343E"/>
-      <w:sz w:val="24"/>
+      <w:color w:val="152B3A"/>
+      <w:sz w:val="22"/>
     </w:rPr>
   </w:style>
   <w:style w:type="paragraph" w:styleId="Header">
@@ -1747,15 +2101,16 @@
     <w:pPr>
       <w:keepNext/>
       <w:keepLines/>
-      <w:spacing w:before="220" w:after="120" w:line="250" w:lineRule="auto"/>
+      <w:widowControl/>
+      <w:spacing w:before="200" w:after="120" w:line="254" w:lineRule="auto"/>
       <w:outlineLvl w:val="0"/>
     </w:pPr>
     <w:rPr>
       <w:rFonts w:ascii="Arial" w:hAnsi="Arial" w:eastAsia="Arial" w:cs="Arial"/>
       <w:b/>
       <w:bCs/>
-      <w:color w:val="28675C"/>
-      <w:sz w:val="32"/>
+      <w:color w:val="28685E"/>
+      <w:sz w:val="30"/>
       <w:szCs w:val="28"/>
     </w:rPr>
   </w:style>
@@ -1771,14 +2126,15 @@
     <w:pPr>
       <w:keepNext/>
       <w:keepLines/>
-      <w:spacing w:before="140" w:after="120" w:line="250" w:lineRule="auto"/>
+      <w:widowControl/>
+      <w:spacing w:before="140" w:after="80" w:line="254" w:lineRule="auto"/>
       <w:outlineLvl w:val="1"/>
     </w:pPr>
     <w:rPr>
       <w:rFonts w:ascii="Arial" w:hAnsi="Arial" w:eastAsia="Arial" w:cs="Arial"/>
       <w:b/>
       <w:bCs/>
-      <w:color w:val="173348"/>
+      <w:color w:val="152B3A"/>
       <w:sz w:val="24"/>
       <w:szCs w:val="26"/>
     </w:rPr>
@@ -2034,13 +2390,14 @@
     <w:rsid w:val="00FC693F"/>
     <w:pPr>
       <w:keepNext/>
-      <w:spacing w:after="120" w:line="250" w:lineRule="auto" w:before="0"/>
+      <w:widowControl/>
+      <w:spacing w:after="140" w:line="250" w:lineRule="auto" w:before="0"/>
       <w:contextualSpacing/>
     </w:pPr>
     <w:rPr>
       <w:rFonts w:ascii="Arial" w:hAnsi="Arial" w:eastAsia="Arial" w:cs="Arial"/>
-      <w:b w:val="0"/>
-      <w:color w:val="173348"/>
+      <w:b/>
+      <w:color w:val="152B3A"/>
       <w:spacing w:val="5"/>
       <w:kern w:val="28"/>
       <w:sz w:val="48"/>
@@ -2072,19 +2429,20 @@
     <w:rsid w:val="00FC693F"/>
     <w:pPr>
       <w:keepNext/>
+      <w:widowControl/>
       <w:numPr>
         <w:ilvl w:val="1"/>
       </w:numPr>
-      <w:spacing w:before="0" w:after="120" w:line="250" w:lineRule="auto"/>
+      <w:spacing w:before="0" w:after="200" w:line="252" w:lineRule="auto"/>
     </w:pPr>
     <w:rPr>
       <w:rFonts w:ascii="Arial" w:hAnsi="Arial" w:eastAsia="Arial" w:cs="Arial"/>
       <w:b w:val="0"/>
-      <w:i/>
+      <w:i w:val="0"/>
       <w:iCs/>
-      <w:color w:val="53626A"/>
+      <w:color w:val="54656C"/>
       <w:spacing w:val="15"/>
-      <w:sz w:val="24"/>
+      <w:sz w:val="22"/>
       <w:szCs w:val="24"/>
     </w:rPr>
   </w:style>
@@ -13379,48 +13737,53 @@
   <w:style w:type="paragraph" w:customStyle="1" w:styleId="Kicker">
     <w:name w:val="Kicker"/>
     <w:pPr>
-      <w:spacing w:before="0" w:after="120" w:line="250" w:lineRule="auto"/>
+      <w:keepNext/>
+      <w:widowControl/>
+      <w:spacing w:before="0" w:after="140" w:line="250" w:lineRule="auto"/>
     </w:pPr>
     <w:rPr>
       <w:rFonts w:ascii="Arial" w:hAnsi="Arial" w:eastAsia="Arial" w:cs="Arial"/>
       <w:b/>
-      <w:color w:val="28675C"/>
+      <w:color w:val="28685E"/>
       <w:sz w:val="18"/>
     </w:rPr>
   </w:style>
   <w:style w:type="paragraph" w:customStyle="1" w:styleId="Small">
     <w:name w:val="Small"/>
     <w:pPr>
-      <w:spacing w:before="0" w:after="120" w:line="250" w:lineRule="auto"/>
+      <w:widowControl/>
+      <w:spacing w:before="0" w:after="120" w:line="254" w:lineRule="auto"/>
     </w:pPr>
     <w:rPr>
       <w:rFonts w:ascii="Arial" w:hAnsi="Arial" w:eastAsia="Arial" w:cs="Arial"/>
       <w:b w:val="0"/>
-      <w:color w:val="53626A"/>
+      <w:color w:val="54656C"/>
       <w:sz w:val="18"/>
     </w:rPr>
   </w:style>
   <w:style w:type="paragraph" w:customStyle="1" w:styleId="ResponseLine">
     <w:name w:val="ResponseLine"/>
     <w:pPr>
-      <w:spacing w:before="0" w:after="0" w:line="440" w:lineRule="exact"/>
+      <w:widowControl/>
+      <w:spacing w:before="0" w:after="0" w:line="480" w:lineRule="exact"/>
     </w:pPr>
     <w:rPr>
       <w:rFonts w:ascii="Arial" w:hAnsi="Arial" w:eastAsia="Arial" w:cs="Arial"/>
       <w:b w:val="0"/>
-      <w:color w:val="25343E"/>
+      <w:color w:val="152B3A"/>
       <w:sz w:val="24"/>
     </w:rPr>
   </w:style>
   <w:style w:type="paragraph" w:customStyle="1" w:styleId="Callout">
     <w:name w:val="Callout"/>
     <w:pPr>
-      <w:spacing w:before="120" w:after="160" w:line="250" w:lineRule="auto"/>
+      <w:widowControl/>
+      <w:spacing w:before="120" w:after="180" w:line="254" w:lineRule="auto"/>
     </w:pPr>
     <w:rPr>
       <w:rFonts w:ascii="Arial" w:hAnsi="Arial" w:eastAsia="Arial" w:cs="Arial"/>
       <w:b w:val="0"/>
-      <w:color w:val="25343E"/>
+      <w:color w:val="152B3A"/>
       <w:sz w:val="22"/>
     </w:rPr>
   </w:style>
